--- a/REAL_TEST/exports/sample10_tesseract.docx
+++ b/REAL_TEST/exports/sample10_tesseract.docx
@@ -2,11 +2,6 @@
 <file path=word/document.xml><?xml version="1.0" encoding="utf-8"?>
 <w:document xmlns:wpc="http://schemas.microsoft.com/office/word/2010/wordprocessingCanvas" xmlns:mo="http://schemas.microsoft.com/office/mac/office/2008/main" xmlns:mc="http://schemas.openxmlformats.org/markup-compatibility/2006" xmlns:mv="urn:schemas-microsoft-com:mac:vml" xmlns:o="urn:schemas-microsoft-com:office:office" xmlns:r="http://schemas.openxmlformats.org/officeDocument/2006/relationships" xmlns:m="http://schemas.openxmlformats.org/officeDocument/2006/math" xmlns:v="urn:schemas-microsoft-com:vml" xmlns:wp14="http://schemas.microsoft.com/office/word/2010/wordprocessingDrawing" xmlns:wp="http://schemas.openxmlformats.org/drawingml/2006/wordprocessingDrawing" xmlns:w10="urn:schemas-microsoft-com:office:word" xmlns:w="http://schemas.openxmlformats.org/wordprocessingml/2006/main" xmlns:w14="http://schemas.microsoft.com/office/word/2010/wordml" xmlns:wpg="http://schemas.microsoft.com/office/word/2010/wordprocessingGroup" xmlns:wpi="http://schemas.microsoft.com/office/word/2010/wordprocessingInk" xmlns:wne="http://schemas.microsoft.com/office/word/2006/wordml" xmlns:wps="http://schemas.microsoft.com/office/word/2010/wordprocessingShape" mc:Ignorable="w14 wp14">
   <w:body>
-    <w:p>
-      <w:r>
-        <w:t>[1. Bölge]</w:t>
-      </w:r>
-    </w:p>
     <w:p>
       <w:r>
         <w:t>Finansal</w:t>
@@ -20,11 +15,6 @@
     <w:p/>
     <w:p>
       <w:r>
-        <w:t>[2. Bölge]</w:t>
-      </w:r>
-    </w:p>
-    <w:p>
-      <w:r>
         <w:t>Haberler</w:t>
       </w:r>
     </w:p>
@@ -34,11 +24,6 @@
       </w:r>
     </w:p>
     <w:p/>
-    <w:p>
-      <w:r>
-        <w:t>[3. Bölge]</w:t>
-      </w:r>
-    </w:p>
     <w:p>
       <w:r>
         <w:t>MAKINE</w:t>
@@ -52,11 +37,6 @@
     <w:p/>
     <w:p>
       <w:r>
-        <w:t>[4. Bölge]</w:t>
-      </w:r>
-    </w:p>
-    <w:p>
-      <w:r>
         <w:t>Fiyat</w:t>
       </w:r>
     </w:p>
@@ -66,11 +46,6 @@
       </w:r>
     </w:p>
     <w:p/>
-    <w:p>
-      <w:r>
-        <w:t>[5. Bölge]</w:t>
-      </w:r>
-    </w:p>
     <w:p>
       <w:r>
         <w:t>Duygu</w:t>
@@ -84,20 +59,10 @@
     <w:p/>
     <w:p>
       <w:r>
-        <w:t>[6. Bölge]</w:t>
-      </w:r>
-    </w:p>
-    <w:p>
-      <w:r>
         <w:t>|</w:t>
       </w:r>
     </w:p>
     <w:p/>
-    <w:p>
-      <w:r>
-        <w:t>[7. Bölge]</w:t>
-      </w:r>
-    </w:p>
     <w:p>
       <w:r>
         <w:t>Risk</w:t>
@@ -116,11 +81,6 @@
     <w:p/>
     <w:p>
       <w:r>
-        <w:t>[8. Bölge]</w:t>
-      </w:r>
-    </w:p>
-    <w:p>
-      <w:r>
         <w:t>Portföy</w:t>
       </w:r>
     </w:p>
@@ -135,11 +95,6 @@
       </w:r>
     </w:p>
     <w:p/>
-    <w:p>
-      <w:r>
-        <w:t>[9. Bölge]</w:t>
-      </w:r>
-    </w:p>
     <w:p>
       <w:r>
         <w:t>YATIRIM</w:t>
